--- a/중국어_대화문/9부_docx/9부_04화_퇴역군인의_재판.docx
+++ b/중국어_대화문/9부_docx/9부_04화_퇴역군인의_재판.docx
@@ -18,7 +18,7 @@
         <w:t>등장인물:</w:t>
       </w:r>
       <w:r>
-        <w:t xml:space="preserve"> 선즈위안 沈知远(52세, 중앙위원회 총서기) / 청시 程曦(36세, 총서기 판공청 주임) / 량페이전 梁佩珍(66세, 정치국원·독립 감독) / 쑤민 苏敏(53세, 공민 대리인·공민 변호인, 잉훠 창구 운영자) / 톈웨이둥 田卫东(33세, 피고인, 접경 방면군 복원 병사 출신) / 톈 어머니 田母(60대 후반, 피고인의 어머니) / 샤오신 小辛(35세, 잉훠 오래된 자원활동가) / 샤오위안 肖远(56세, 잉훠 동료, 자격을 잃은 전직 변호사) / 아닝 阿宁(42세, 약국 근무 잉훠 자원활동가) / 덩펑즈 邓凤芝(71세, 국면3창 퇴직 여공, 잉훠 자원활동가) / 쑹 경관 宋警官(60세 안팎, 창촨시 공안국 국내안전보위 지대 요원) / 라오하오 老郝(51세, 접경 방면군 복원 사관 출신, 변호인 측 증인) / 피해자의 딸 被害人之女(30대 중반) / 심판장 审判长(50대 중반, 창촨시 중급인민법원 형사 제2법정) / 검사 公诉人(40대, 창촨시 인민검찰원) / 감정인 鉴定人(50대 중반, 사법감정소 정신의학 감정인) / 법정 경찰 法警(30대) / 구치소 경찰 看守所民警(30대) / 방청 등록 직원 登记员(20대, 법원 방청 접수 창구)</w:t>
+        <w:t xml:space="preserve"> 선즈위안 沈知远(52세, 중앙위원회 총서기) / 청시 程曦(38세, 총서기 판공청 주임) / 량페이전 梁佩珍(67세, 정치국원·독립 감독) / 쑤민 苏敏(53세, 공민 대리인·공민 변호인, 잉훠 창구 운영자) / 톈웨이둥 田卫东(33세, 피고인, 접경 방면군 복원 병사 출신) / 톈 어머니 田母(60대 후반, 피고인의 어머니) / 샤오신 小辛(35세, 잉훠 오래된 자원활동가) / 샤오위안 肖远(56세, 잉훠 동료, 자격을 잃은 전직 변호사) / 아닝 阿宁(42세, 약국 근무 잉훠 자원활동가) / 덩펑즈 邓凤芝(71세, 국면3창 퇴직 여공, 잉훠 자원활동가) / 쑹 경관 宋警官(60세 안팎, 창촨시 공안국 국내안전보위 지대 요원) / 라오하오 老郝(51세, 접경 방면군 복원 사관 출신, 변호인 측 증인) / 피해자의 딸 被害人之女(30대 중반) / 심판장 审判长(50대 중반, 창촨시 중급인민법원 형사 제2법정) / 검사 公诉人(40대, 창촨시 인민검찰원) / 감정인 鉴定人(50대 중반, 사법감정소 정신의학 감정인) / 법정 경찰 法警(30대) / 구치소 경찰 看守所民警(30대) / 방청 등록 직원 登记员(20대, 법원 방청 접수 창구) / 서기원 书记员(30대, 창촨시 중급인민법원 제2법정)</w:t>
       </w:r>
     </w:p>
     <w:p>
@@ -2157,7 +2157,7 @@
     </w:p>
     <w:p>
       <w:r>
-        <w:t>(程曦合上登记簿，轻轻退到门边。沈知远拉开最下面的抽屉，三十九封信，用旧牛皮纸绳扎着，比去年的夏天又厚了一指。他看了一会儿，没有拿笔，也没有取信纸，只把抽屉推进去一半。)</w:t>
+        <w:t>(程曦合上登记簿，轻轻退到门边。沈知远拉开最下面的抽屉，三十九封信，用旧牛皮纸绳扎着，一封没多，一封没少。他看了一会儿，没有拿笔，也没有取信纸，只把抽屉推进去一半。)</w:t>
       </w:r>
     </w:p>
     <w:p>
